--- a/16-Tensorflow_Lite_Concept/tensorflow_lite_concept.docx
+++ b/16-Tensorflow_Lite_Concept/tensorflow_lite_concept.docx
@@ -30,32 +30,39 @@
       </w:pPr>
       <w:r>
         <w:rPr>
+          <w:sz w:val="24"/>
+          <w:szCs w:val="24"/>
+        </w:rPr>
+        <w:t>TensorFlow Lite is an open-source framework for on device Machine learning developed by Google. It let you</w:t>
+      </w:r>
+      <w:r>
+        <w:rPr>
+          <w:sz w:val="24"/>
+          <w:szCs w:val="24"/>
+        </w:rPr>
+        <w:t xml:space="preserve"> to</w:t>
+      </w:r>
+      <w:r>
+        <w:rPr>
+          <w:sz w:val="24"/>
+          <w:szCs w:val="24"/>
+        </w:rPr>
+        <w:t xml:space="preserve"> run ML model on Mobile without using any internet connection</w:t>
+      </w:r>
+      <w:r>
+        <w:rPr>
           <w:sz w:val="28"/>
           <w:szCs w:val="28"/>
         </w:rPr>
-        <w:t>TensorFlow Lite is an open-source framework for on device Machine learning developed by Google. It let you</w:t>
-      </w:r>
-      <w:r>
+        <w:t>.</w:t>
+      </w:r>
+    </w:p>
+    <w:p>
+      <w:pPr>
         <w:rPr>
           <w:sz w:val="28"/>
           <w:szCs w:val="28"/>
         </w:rPr>
-        <w:t xml:space="preserve"> to</w:t>
-      </w:r>
-      <w:r>
-        <w:rPr>
-          <w:sz w:val="28"/>
-          <w:szCs w:val="28"/>
-        </w:rPr>
-        <w:t xml:space="preserve"> run ML model on Mobile without using any internet connection.</w:t>
-      </w:r>
-    </w:p>
-    <w:p>
-      <w:pPr>
-        <w:rPr>
-          <w:sz w:val="28"/>
-          <w:szCs w:val="28"/>
-        </w:rPr>
       </w:pPr>
     </w:p>
     <w:p>
@@ -148,6 +155,13 @@
           <w:szCs w:val="24"/>
         </w:rPr>
         <w:t>On device inference mean running ML model locally on user hardware such as phone, smart watch or computer rather than cloud server</w:t>
+      </w:r>
+      <w:r>
+        <w:rPr>
+          <w:sz w:val="24"/>
+          <w:szCs w:val="24"/>
+        </w:rPr>
+        <w:t>.</w:t>
       </w:r>
     </w:p>
     <w:p>
@@ -234,7 +248,6 @@
               </w:rPr>
               <w:t xml:space="preserve">Trained Model </w:t>
             </w:r>
-            <w:proofErr w:type="gramStart"/>
             <w:r>
               <w:rPr>
                 <w:b/>
@@ -242,9 +255,8 @@
                 <w:sz w:val="32"/>
                 <w:szCs w:val="32"/>
               </w:rPr>
-              <w:t>For</w:t>
-            </w:r>
-            <w:proofErr w:type="gramEnd"/>
+              <w:t>for</w:t>
+            </w:r>
             <w:r>
               <w:rPr>
                 <w:b/>
@@ -335,6 +347,13 @@
               </w:rPr>
               <w:t xml:space="preserve"> and finds the pattern among data</w:t>
             </w:r>
+            <w:r>
+              <w:rPr>
+                <w:sz w:val="24"/>
+                <w:szCs w:val="24"/>
+              </w:rPr>
+              <w:t>.</w:t>
+            </w:r>
           </w:p>
         </w:tc>
         <w:tc>
@@ -421,6 +440,13 @@
               </w:rPr>
               <w:t>It is fast and lightweight</w:t>
             </w:r>
+            <w:r>
+              <w:rPr>
+                <w:sz w:val="24"/>
+                <w:szCs w:val="24"/>
+              </w:rPr>
+              <w:t>.</w:t>
+            </w:r>
           </w:p>
         </w:tc>
       </w:tr>
@@ -466,17 +492,15 @@
           <w:sz w:val="24"/>
           <w:szCs w:val="24"/>
         </w:rPr>
-        <w:t xml:space="preserve">Because it stores the trained model inside application. It </w:t>
-      </w:r>
-      <w:proofErr w:type="gramStart"/>
-      <w:r>
-        <w:rPr>
-          <w:sz w:val="24"/>
-          <w:szCs w:val="24"/>
-        </w:rPr>
-        <w:t>run</w:t>
-      </w:r>
-      <w:proofErr w:type="gramEnd"/>
+        <w:t>Because it stores the trained model inside application. It run</w:t>
+      </w:r>
+      <w:r>
+        <w:rPr>
+          <w:sz w:val="24"/>
+          <w:szCs w:val="24"/>
+        </w:rPr>
+        <w:t>s</w:t>
+      </w:r>
       <w:r>
         <w:rPr>
           <w:sz w:val="24"/>
@@ -574,16 +598,7 @@
           <w:sz w:val="32"/>
           <w:szCs w:val="32"/>
         </w:rPr>
-        <w:t>Dataset</w:t>
-      </w:r>
-      <w:r>
-        <w:rPr>
-          <w:b/>
-          <w:bCs/>
-          <w:sz w:val="32"/>
-          <w:szCs w:val="32"/>
-        </w:rPr>
-        <w:t>:</w:t>
+        <w:t>Dataset:</w:t>
       </w:r>
       <w:r>
         <w:rPr>
@@ -607,16 +622,7 @@
           <w:sz w:val="32"/>
           <w:szCs w:val="32"/>
         </w:rPr>
-        <w:t>Train Machine Learning Model</w:t>
-      </w:r>
-      <w:r>
-        <w:rPr>
-          <w:b/>
-          <w:bCs/>
-          <w:sz w:val="32"/>
-          <w:szCs w:val="32"/>
-        </w:rPr>
-        <w:t>:</w:t>
+        <w:t>Train Machine Learning Model:</w:t>
       </w:r>
       <w:r>
         <w:rPr>
@@ -661,16 +667,7 @@
           <w:sz w:val="32"/>
           <w:szCs w:val="32"/>
         </w:rPr>
-        <w:t>Evaluate Model</w:t>
-      </w:r>
-      <w:r>
-        <w:rPr>
-          <w:b/>
-          <w:bCs/>
-          <w:sz w:val="32"/>
-          <w:szCs w:val="32"/>
-        </w:rPr>
-        <w:t>:</w:t>
+        <w:t>Evaluate Model:</w:t>
       </w:r>
       <w:r>
         <w:rPr>
@@ -694,16 +691,7 @@
           <w:sz w:val="32"/>
           <w:szCs w:val="32"/>
         </w:rPr>
-        <w:t>Convert Model to TensorFlow Lite</w:t>
-      </w:r>
-      <w:r>
-        <w:rPr>
-          <w:b/>
-          <w:bCs/>
-          <w:sz w:val="32"/>
-          <w:szCs w:val="32"/>
-        </w:rPr>
-        <w:t>:</w:t>
+        <w:t>Convert Model to TensorFlow Lite:</w:t>
       </w:r>
       <w:r>
         <w:rPr>
@@ -763,16 +751,7 @@
           <w:sz w:val="32"/>
           <w:szCs w:val="32"/>
         </w:rPr>
-        <w:t xml:space="preserve"> Model to Flutter App</w:t>
-      </w:r>
-      <w:r>
-        <w:rPr>
-          <w:b/>
-          <w:bCs/>
-          <w:sz w:val="32"/>
-          <w:szCs w:val="32"/>
-        </w:rPr>
-        <w:t>:</w:t>
+        <w:t xml:space="preserve"> Model to Flutter App:</w:t>
       </w:r>
       <w:r>
         <w:rPr>
@@ -824,16 +803,7 @@
           <w:sz w:val="32"/>
           <w:szCs w:val="32"/>
         </w:rPr>
-        <w:t>Take Child Information from User</w:t>
-      </w:r>
-      <w:r>
-        <w:rPr>
-          <w:b/>
-          <w:bCs/>
-          <w:sz w:val="32"/>
-          <w:szCs w:val="32"/>
-        </w:rPr>
-        <w:t>:</w:t>
+        <w:t>Take Child Information from User:</w:t>
       </w:r>
       <w:r>
         <w:rPr>
@@ -857,16 +827,7 @@
           <w:sz w:val="32"/>
           <w:szCs w:val="32"/>
         </w:rPr>
-        <w:t>Send Input Values to TensorFlow Lite Model</w:t>
-      </w:r>
-      <w:r>
-        <w:rPr>
-          <w:b/>
-          <w:bCs/>
-          <w:sz w:val="32"/>
-          <w:szCs w:val="32"/>
-        </w:rPr>
-        <w:t>:</w:t>
+        <w:t>Send Input Values to TensorFlow Lite Model:</w:t>
       </w:r>
       <w:r>
         <w:rPr>
@@ -929,16 +890,7 @@
           <w:sz w:val="32"/>
           <w:szCs w:val="32"/>
         </w:rPr>
-        <w:t>Run Prediction on Mobile Device</w:t>
-      </w:r>
-      <w:r>
-        <w:rPr>
-          <w:b/>
-          <w:bCs/>
-          <w:sz w:val="32"/>
-          <w:szCs w:val="32"/>
-        </w:rPr>
-        <w:t>:</w:t>
+        <w:t>Run Prediction on Mobile Device:</w:t>
       </w:r>
       <w:r>
         <w:rPr>
@@ -976,16 +928,7 @@
           <w:sz w:val="32"/>
           <w:szCs w:val="32"/>
         </w:rPr>
-        <w:t>Display Risk Prediction</w:t>
-      </w:r>
-      <w:r>
-        <w:rPr>
-          <w:b/>
-          <w:bCs/>
-          <w:sz w:val="32"/>
-          <w:szCs w:val="32"/>
-        </w:rPr>
-        <w:t>:</w:t>
+        <w:t>Display Risk Prediction:</w:t>
       </w:r>
       <w:r>
         <w:rPr>
@@ -999,23 +942,28 @@
           <w:sz w:val="24"/>
           <w:szCs w:val="24"/>
         </w:rPr>
-        <w:t xml:space="preserve">Then it </w:t>
-      </w:r>
-      <w:proofErr w:type="spellStart"/>
-      <w:r>
-        <w:rPr>
-          <w:sz w:val="24"/>
-          <w:szCs w:val="24"/>
-        </w:rPr>
-        <w:t>converta</w:t>
-      </w:r>
-      <w:proofErr w:type="spellEnd"/>
-      <w:r>
-        <w:rPr>
-          <w:sz w:val="24"/>
-          <w:szCs w:val="24"/>
-        </w:rPr>
-        <w:t xml:space="preserve"> raw output into human read able result</w:t>
+        <w:t>I</w:t>
+      </w:r>
+      <w:r>
+        <w:rPr>
+          <w:sz w:val="24"/>
+          <w:szCs w:val="24"/>
+        </w:rPr>
+        <w:t xml:space="preserve">t </w:t>
+      </w:r>
+      <w:r>
+        <w:rPr>
+          <w:sz w:val="24"/>
+          <w:szCs w:val="24"/>
+        </w:rPr>
+        <w:t xml:space="preserve">converts </w:t>
+      </w:r>
+      <w:r>
+        <w:rPr>
+          <w:sz w:val="24"/>
+          <w:szCs w:val="24"/>
+        </w:rPr>
+        <w:t>a raw output into human read able result</w:t>
       </w:r>
     </w:p>
     <w:p>
@@ -1222,33 +1170,38 @@
           <w:sz w:val="24"/>
           <w:szCs w:val="24"/>
         </w:rPr>
-        <w:t xml:space="preserve"> file for deployment on mobile, embedded, or edge devices</w:t>
-      </w:r>
-    </w:p>
-    <w:p>
-      <w:pPr>
-        <w:rPr>
-          <w:sz w:val="24"/>
-          <w:szCs w:val="24"/>
-        </w:rPr>
-      </w:pPr>
-      <w:r>
-        <w:rPr>
-          <w:b/>
-          <w:bCs/>
-          <w:sz w:val="32"/>
-          <w:szCs w:val="32"/>
-        </w:rPr>
-        <w:t>Model optimization</w:t>
-      </w:r>
-      <w:r>
-        <w:rPr>
-          <w:b/>
-          <w:bCs/>
-          <w:sz w:val="32"/>
-          <w:szCs w:val="32"/>
-        </w:rPr>
-        <w:t>:</w:t>
+        <w:t xml:space="preserve"> file for deployment on mobile</w:t>
+      </w:r>
+      <w:r>
+        <w:rPr>
+          <w:sz w:val="24"/>
+          <w:szCs w:val="24"/>
+        </w:rPr>
+        <w:t xml:space="preserve"> and</w:t>
+      </w:r>
+      <w:r>
+        <w:rPr>
+          <w:sz w:val="24"/>
+          <w:szCs w:val="24"/>
+        </w:rPr>
+        <w:t xml:space="preserve"> edge devices</w:t>
+      </w:r>
+    </w:p>
+    <w:p>
+      <w:pPr>
+        <w:rPr>
+          <w:sz w:val="24"/>
+          <w:szCs w:val="24"/>
+        </w:rPr>
+      </w:pPr>
+      <w:r>
+        <w:rPr>
+          <w:b/>
+          <w:bCs/>
+          <w:sz w:val="32"/>
+          <w:szCs w:val="32"/>
+        </w:rPr>
+        <w:t>Model optimization:</w:t>
       </w:r>
       <w:r>
         <w:rPr>
@@ -1272,74 +1225,181 @@
           <w:sz w:val="32"/>
           <w:szCs w:val="32"/>
         </w:rPr>
-        <w:t>Quantization</w:t>
-      </w:r>
-      <w:r>
-        <w:rPr>
-          <w:b/>
-          <w:bCs/>
-          <w:sz w:val="32"/>
-          <w:szCs w:val="32"/>
-        </w:rPr>
-        <w:t>:</w:t>
-      </w:r>
-      <w:r>
-        <w:rPr>
-          <w:sz w:val="24"/>
-          <w:szCs w:val="24"/>
-        </w:rPr>
-        <w:t xml:space="preserve"> It is </w:t>
-      </w:r>
+        <w:t>Quantization:</w:t>
+      </w:r>
+      <w:r>
+        <w:rPr>
+          <w:sz w:val="24"/>
+          <w:szCs w:val="24"/>
+        </w:rPr>
+        <w:t xml:space="preserve"> It is a</w:t>
+      </w:r>
+      <w:r>
+        <w:rPr>
+          <w:sz w:val="24"/>
+          <w:szCs w:val="24"/>
+        </w:rPr>
+        <w:t>n</w:t>
+      </w:r>
+      <w:r>
+        <w:rPr>
+          <w:sz w:val="24"/>
+          <w:szCs w:val="24"/>
+        </w:rPr>
+        <w:t xml:space="preserve"> optimization technique that reduce the numerical precision weights</w:t>
+      </w:r>
+      <w:r>
+        <w:rPr>
+          <w:sz w:val="24"/>
+          <w:szCs w:val="24"/>
+        </w:rPr>
+        <w:t>, accelerate model speed and lower power consumption.</w:t>
+      </w:r>
+    </w:p>
+    <w:p>
+      <w:pPr>
+        <w:rPr>
+          <w:sz w:val="24"/>
+          <w:szCs w:val="24"/>
+        </w:rPr>
+      </w:pPr>
+      <w:r>
+        <w:rPr>
+          <w:b/>
+          <w:bCs/>
+          <w:sz w:val="32"/>
+          <w:szCs w:val="32"/>
+        </w:rPr>
+        <w:t>Model size reduction:</w:t>
+      </w:r>
+      <w:r>
+        <w:t xml:space="preserve"> </w:t>
+      </w:r>
+      <w:r>
+        <w:rPr>
+          <w:sz w:val="24"/>
+          <w:szCs w:val="24"/>
+        </w:rPr>
+        <w:t>it is also a</w:t>
+      </w:r>
+      <w:r>
+        <w:rPr>
+          <w:sz w:val="24"/>
+          <w:szCs w:val="24"/>
+        </w:rPr>
+        <w:t>n</w:t>
+      </w:r>
+      <w:r>
+        <w:rPr>
+          <w:sz w:val="24"/>
+          <w:szCs w:val="24"/>
+        </w:rPr>
+        <w:t xml:space="preserve"> optimization techniques designed to shrink the storage footprint, download size, and memory usage of a machine learning model.</w:t>
+      </w:r>
+    </w:p>
+    <w:p>
+      <w:pPr>
+        <w:jc w:val="center"/>
+        <w:rPr>
+          <w:b/>
+          <w:bCs/>
+          <w:sz w:val="32"/>
+          <w:szCs w:val="32"/>
+          <w:u w:val="single"/>
+        </w:rPr>
+      </w:pPr>
+    </w:p>
+    <w:p>
+      <w:pPr>
+        <w:jc w:val="center"/>
+        <w:rPr>
+          <w:b/>
+          <w:bCs/>
+          <w:sz w:val="32"/>
+          <w:szCs w:val="32"/>
+          <w:u w:val="single"/>
+        </w:rPr>
+      </w:pPr>
+      <w:r>
+        <w:rPr>
+          <w:b/>
+          <w:bCs/>
+          <w:sz w:val="32"/>
+          <w:szCs w:val="32"/>
+          <w:u w:val="single"/>
+        </w:rPr>
+        <w:t>Step 4: Understand Flutter Integration</w:t>
+      </w:r>
+    </w:p>
+    <w:p>
+      <w:pPr>
+        <w:numPr>
+          <w:ilvl w:val="0"/>
+          <w:numId w:val="1"/>
+        </w:numPr>
+        <w:rPr>
+          <w:sz w:val="24"/>
+          <w:szCs w:val="24"/>
+          <w:lang w:val="en-PK"/>
+        </w:rPr>
+      </w:pPr>
+      <w:r>
+        <w:rPr>
+          <w:b/>
+          <w:bCs/>
+          <w:sz w:val="32"/>
+          <w:szCs w:val="32"/>
+        </w:rPr>
+        <w:t>Add Model to Assets:</w:t>
+      </w:r>
+      <w:r>
+        <w:rPr>
+          <w:sz w:val="24"/>
+          <w:szCs w:val="24"/>
+          <w:lang w:val="en-PK"/>
+        </w:rPr>
+        <w:t xml:space="preserve"> </w:t>
+      </w:r>
+      <w:r>
+        <w:rPr>
+          <w:sz w:val="24"/>
+          <w:szCs w:val="24"/>
+        </w:rPr>
+        <w:t>Add the core TensorFlow Lite plugin to your</w:t>
+      </w:r>
+      <w:r>
+        <w:rPr>
+          <w:sz w:val="24"/>
+          <w:szCs w:val="24"/>
+        </w:rPr>
+        <w:t xml:space="preserve"> </w:t>
+      </w:r>
+      <w:proofErr w:type="spellStart"/>
       <w:proofErr w:type="gramStart"/>
       <w:r>
         <w:rPr>
           <w:sz w:val="24"/>
           <w:szCs w:val="24"/>
-        </w:rPr>
-        <w:t>a</w:t>
-      </w:r>
+          <w:lang w:val="en-PK"/>
+        </w:rPr>
+        <w:t>pubspec.yaml</w:t>
+      </w:r>
+      <w:proofErr w:type="spellEnd"/>
       <w:proofErr w:type="gramEnd"/>
       <w:r>
         <w:rPr>
           <w:sz w:val="24"/>
           <w:szCs w:val="24"/>
-        </w:rPr>
-        <w:t xml:space="preserve"> optimization technique that reduce the numerical precision weights</w:t>
-      </w:r>
-      <w:r>
-        <w:rPr>
-          <w:sz w:val="24"/>
-          <w:szCs w:val="24"/>
-        </w:rPr>
-        <w:t>, accelerate model speed and lower power consumption.</w:t>
-      </w:r>
-    </w:p>
-    <w:p>
-      <w:pPr>
-        <w:rPr>
-          <w:sz w:val="24"/>
-          <w:szCs w:val="24"/>
-        </w:rPr>
-      </w:pPr>
-      <w:r>
-        <w:rPr>
-          <w:b/>
-          <w:bCs/>
-          <w:sz w:val="32"/>
-          <w:szCs w:val="32"/>
-        </w:rPr>
-        <w:t>Model size reduction</w:t>
-      </w:r>
-      <w:r>
-        <w:rPr>
-          <w:b/>
-          <w:bCs/>
-          <w:sz w:val="32"/>
-          <w:szCs w:val="32"/>
-        </w:rPr>
-        <w:t>:</w:t>
-      </w:r>
-      <w:r>
+          <w:lang w:val="en-PK"/>
+        </w:rPr>
+        <w:t>.</w:t>
+      </w:r>
+      <w:r>
+        <w:rPr>
+          <w:sz w:val="24"/>
+          <w:szCs w:val="24"/>
+          <w:lang w:val="en-PK"/>
+        </w:rPr>
         <w:t xml:space="preserve"> </w:t>
       </w:r>
       <w:r>
@@ -1347,14 +1407,1361 @@
           <w:sz w:val="24"/>
           <w:szCs w:val="24"/>
         </w:rPr>
-        <w:t>it is also a</w:t>
-      </w:r>
-      <w:r>
-        <w:rPr>
-          <w:sz w:val="24"/>
-          <w:szCs w:val="24"/>
-        </w:rPr>
-        <w:t xml:space="preserve"> optimization techniques designed to shrink the storage footprint, download size, and memory usage of a machine learning model.</w:t>
+        <w:t>Run flutter pub get in your terminal to fetch the package</w:t>
+      </w:r>
+      <w:r>
+        <w:rPr>
+          <w:sz w:val="24"/>
+          <w:szCs w:val="24"/>
+        </w:rPr>
+        <w:t xml:space="preserve"> l</w:t>
+      </w:r>
+      <w:r>
+        <w:rPr>
+          <w:sz w:val="24"/>
+          <w:szCs w:val="24"/>
+        </w:rPr>
+        <w:t>oad</w:t>
+      </w:r>
+      <w:r>
+        <w:rPr>
+          <w:b/>
+          <w:bCs/>
+          <w:sz w:val="24"/>
+          <w:szCs w:val="24"/>
+        </w:rPr>
+        <w:t>.</w:t>
+      </w:r>
+    </w:p>
+    <w:p>
+      <w:pPr>
+        <w:numPr>
+          <w:ilvl w:val="0"/>
+          <w:numId w:val="1"/>
+        </w:numPr>
+        <w:rPr>
+          <w:sz w:val="24"/>
+          <w:szCs w:val="24"/>
+          <w:lang w:val="en-PK"/>
+        </w:rPr>
+      </w:pPr>
+      <w:r>
+        <w:rPr>
+          <w:b/>
+          <w:bCs/>
+          <w:sz w:val="32"/>
+          <w:szCs w:val="32"/>
+        </w:rPr>
+        <w:t>Model on Startup:</w:t>
+      </w:r>
+      <w:r>
+        <w:rPr>
+          <w:sz w:val="24"/>
+          <w:szCs w:val="24"/>
+          <w:lang w:val="en-PK"/>
+        </w:rPr>
+        <w:t xml:space="preserve"> Read the model asset and initialize the TensorFlow Lite interpreter into device RAM during app initialization.</w:t>
+      </w:r>
+    </w:p>
+    <w:p>
+      <w:pPr>
+        <w:numPr>
+          <w:ilvl w:val="0"/>
+          <w:numId w:val="1"/>
+        </w:numPr>
+        <w:rPr>
+          <w:sz w:val="24"/>
+          <w:szCs w:val="24"/>
+          <w:lang w:val="en-PK"/>
+        </w:rPr>
+      </w:pPr>
+      <w:r>
+        <w:rPr>
+          <w:b/>
+          <w:bCs/>
+          <w:sz w:val="32"/>
+          <w:szCs w:val="32"/>
+        </w:rPr>
+        <w:t>Prepare Input Data:</w:t>
+      </w:r>
+      <w:r>
+        <w:rPr>
+          <w:sz w:val="24"/>
+          <w:szCs w:val="24"/>
+          <w:lang w:val="en-PK"/>
+        </w:rPr>
+        <w:t xml:space="preserve"> Convert user interface inputs into structured tensor arrays and apply the exact scaling rules used during Python model training.</w:t>
+      </w:r>
+    </w:p>
+    <w:p>
+      <w:pPr>
+        <w:numPr>
+          <w:ilvl w:val="0"/>
+          <w:numId w:val="1"/>
+        </w:numPr>
+        <w:rPr>
+          <w:sz w:val="24"/>
+          <w:szCs w:val="24"/>
+          <w:lang w:val="en-PK"/>
+        </w:rPr>
+      </w:pPr>
+      <w:r>
+        <w:rPr>
+          <w:b/>
+          <w:bCs/>
+          <w:sz w:val="32"/>
+          <w:szCs w:val="32"/>
+        </w:rPr>
+        <w:t>Pass Input Values:</w:t>
+      </w:r>
+      <w:r>
+        <w:rPr>
+          <w:sz w:val="24"/>
+          <w:szCs w:val="24"/>
+          <w:lang w:val="en-PK"/>
+        </w:rPr>
+        <w:t xml:space="preserve"> Feed the </w:t>
+      </w:r>
+      <w:proofErr w:type="spellStart"/>
+      <w:r>
+        <w:rPr>
+          <w:sz w:val="24"/>
+          <w:szCs w:val="24"/>
+          <w:lang w:val="en-PK"/>
+        </w:rPr>
+        <w:t>preprocessed</w:t>
+      </w:r>
+      <w:proofErr w:type="spellEnd"/>
+      <w:r>
+        <w:rPr>
+          <w:sz w:val="24"/>
+          <w:szCs w:val="24"/>
+          <w:lang w:val="en-PK"/>
+        </w:rPr>
+        <w:t xml:space="preserve"> multi-dimensional input tensor into the initialized TensorFlow Lite interpreter.</w:t>
+      </w:r>
+    </w:p>
+    <w:p>
+      <w:pPr>
+        <w:numPr>
+          <w:ilvl w:val="0"/>
+          <w:numId w:val="1"/>
+        </w:numPr>
+        <w:rPr>
+          <w:sz w:val="24"/>
+          <w:szCs w:val="24"/>
+          <w:lang w:val="en-PK"/>
+        </w:rPr>
+      </w:pPr>
+      <w:r>
+        <w:rPr>
+          <w:b/>
+          <w:bCs/>
+          <w:sz w:val="32"/>
+          <w:szCs w:val="32"/>
+        </w:rPr>
+        <w:t>Run Inference:</w:t>
+      </w:r>
+      <w:r>
+        <w:rPr>
+          <w:sz w:val="24"/>
+          <w:szCs w:val="24"/>
+          <w:lang w:val="en-PK"/>
+        </w:rPr>
+        <w:t xml:space="preserve"> Execute the model's neural network calculations locally on the device's CPU, GPU, or Neural Processing Unit.</w:t>
+      </w:r>
+    </w:p>
+    <w:p>
+      <w:pPr>
+        <w:numPr>
+          <w:ilvl w:val="0"/>
+          <w:numId w:val="1"/>
+        </w:numPr>
+        <w:rPr>
+          <w:sz w:val="24"/>
+          <w:szCs w:val="24"/>
+          <w:lang w:val="en-PK"/>
+        </w:rPr>
+      </w:pPr>
+      <w:r>
+        <w:rPr>
+          <w:b/>
+          <w:bCs/>
+          <w:sz w:val="32"/>
+          <w:szCs w:val="32"/>
+        </w:rPr>
+        <w:t>Receive Prediction:</w:t>
+      </w:r>
+      <w:r>
+        <w:rPr>
+          <w:sz w:val="24"/>
+          <w:szCs w:val="24"/>
+          <w:lang w:val="en-PK"/>
+        </w:rPr>
+        <w:t xml:space="preserve"> Extract the raw output values or class probabilities generated by the interpreter's output tensor.</w:t>
+      </w:r>
+    </w:p>
+    <w:p>
+      <w:pPr>
+        <w:numPr>
+          <w:ilvl w:val="0"/>
+          <w:numId w:val="1"/>
+        </w:numPr>
+        <w:rPr>
+          <w:sz w:val="24"/>
+          <w:szCs w:val="24"/>
+          <w:lang w:val="en-PK"/>
+        </w:rPr>
+      </w:pPr>
+      <w:r>
+        <w:rPr>
+          <w:b/>
+          <w:bCs/>
+          <w:sz w:val="32"/>
+          <w:szCs w:val="32"/>
+        </w:rPr>
+        <w:t>Display Result:</w:t>
+      </w:r>
+      <w:r>
+        <w:rPr>
+          <w:sz w:val="24"/>
+          <w:szCs w:val="24"/>
+          <w:lang w:val="en-PK"/>
+        </w:rPr>
+        <w:t xml:space="preserve"> Map numerical model outputs into human-readable risk labels and update the UI to show the final result to the user.</w:t>
+      </w:r>
+    </w:p>
+    <w:p>
+      <w:pPr>
+        <w:ind w:left="360"/>
+        <w:rPr>
+          <w:b/>
+          <w:bCs/>
+          <w:sz w:val="32"/>
+          <w:szCs w:val="32"/>
+        </w:rPr>
+      </w:pPr>
+    </w:p>
+    <w:p>
+      <w:pPr>
+        <w:ind w:left="360"/>
+        <w:rPr>
+          <w:b/>
+          <w:bCs/>
+          <w:sz w:val="32"/>
+          <w:szCs w:val="32"/>
+        </w:rPr>
+      </w:pPr>
+    </w:p>
+    <w:p>
+      <w:pPr>
+        <w:ind w:left="360"/>
+        <w:rPr>
+          <w:b/>
+          <w:bCs/>
+          <w:sz w:val="32"/>
+          <w:szCs w:val="32"/>
+        </w:rPr>
+      </w:pPr>
+    </w:p>
+    <w:p>
+      <w:pPr>
+        <w:ind w:left="360"/>
+        <w:jc w:val="center"/>
+        <w:rPr>
+          <w:b/>
+          <w:bCs/>
+          <w:sz w:val="32"/>
+          <w:szCs w:val="32"/>
+          <w:u w:val="single"/>
+        </w:rPr>
+      </w:pPr>
+      <w:r>
+        <w:rPr>
+          <w:b/>
+          <w:bCs/>
+          <w:sz w:val="32"/>
+          <w:szCs w:val="32"/>
+          <w:u w:val="single"/>
+        </w:rPr>
+        <w:lastRenderedPageBreak/>
+        <w:t>Step 5: Understand Offline Prediction</w:t>
+      </w:r>
+    </w:p>
+    <w:p>
+      <w:pPr>
+        <w:ind w:left="360"/>
+        <w:rPr>
+          <w:sz w:val="24"/>
+          <w:szCs w:val="24"/>
+        </w:rPr>
+      </w:pPr>
+      <w:r>
+        <w:rPr>
+          <w:sz w:val="24"/>
+          <w:szCs w:val="24"/>
+        </w:rPr>
+        <w:t>Offline prediction means the mobile app calculates results entirely on your phone without needing Wi-Fi or mobile data. When you install the app, the AI model is already saved inside it as a tiny file stored directly on your device. When a user enters information, your phone's processor prepares that data and runs the mathematical calculations right on the spot. Because the entire process happens locally inside your phone's memory, the app never needs to send information across the internet or talk to an outside cloud server, allowing it to give instant predictions anywhere—even in remote areas with no signal.</w:t>
+      </w:r>
+    </w:p>
+    <w:p>
+      <w:pPr>
+        <w:rPr>
+          <w:sz w:val="24"/>
+          <w:szCs w:val="24"/>
+        </w:rPr>
+      </w:pPr>
+    </w:p>
+    <w:p>
+      <w:pPr>
+        <w:jc w:val="center"/>
+        <w:rPr>
+          <w:b/>
+          <w:bCs/>
+          <w:sz w:val="28"/>
+          <w:szCs w:val="28"/>
+          <w:u w:val="single"/>
+        </w:rPr>
+      </w:pPr>
+      <w:r>
+        <w:rPr>
+          <w:b/>
+          <w:bCs/>
+          <w:sz w:val="28"/>
+          <w:szCs w:val="28"/>
+          <w:u w:val="single"/>
+        </w:rPr>
+        <w:t>Step 6: Compare API Prediction vs TensorFlow Lite Prediction</w:t>
+      </w:r>
+    </w:p>
+    <w:tbl>
+      <w:tblPr>
+        <w:tblStyle w:val="TableGrid"/>
+        <w:tblW w:w="9584" w:type="dxa"/>
+        <w:tblLook w:val="04A0" w:firstRow="1" w:lastRow="0" w:firstColumn="1" w:lastColumn="0" w:noHBand="0" w:noVBand="1"/>
+      </w:tblPr>
+      <w:tblGrid>
+        <w:gridCol w:w="1931"/>
+        <w:gridCol w:w="4071"/>
+        <w:gridCol w:w="3582"/>
+      </w:tblGrid>
+      <w:tr>
+        <w:trPr>
+          <w:trHeight w:val="771"/>
+        </w:trPr>
+        <w:tc>
+          <w:tcPr>
+            <w:tcW w:w="0" w:type="auto"/>
+            <w:hideMark/>
+          </w:tcPr>
+          <w:p>
+            <w:pPr>
+              <w:spacing w:after="160" w:line="259" w:lineRule="auto"/>
+              <w:rPr>
+                <w:sz w:val="24"/>
+                <w:szCs w:val="24"/>
+                <w:lang w:val="en-PK"/>
+              </w:rPr>
+            </w:pPr>
+            <w:r>
+              <w:rPr>
+                <w:b/>
+                <w:bCs/>
+                <w:sz w:val="24"/>
+                <w:szCs w:val="24"/>
+                <w:lang w:val="en-PK"/>
+              </w:rPr>
+              <w:t>Feature / Metric</w:t>
+            </w:r>
+          </w:p>
+        </w:tc>
+        <w:tc>
+          <w:tcPr>
+            <w:tcW w:w="0" w:type="auto"/>
+            <w:hideMark/>
+          </w:tcPr>
+          <w:p>
+            <w:pPr>
+              <w:spacing w:after="160" w:line="259" w:lineRule="auto"/>
+              <w:rPr>
+                <w:sz w:val="24"/>
+                <w:szCs w:val="24"/>
+                <w:lang w:val="en-PK"/>
+              </w:rPr>
+            </w:pPr>
+            <w:r>
+              <w:rPr>
+                <w:b/>
+                <w:bCs/>
+                <w:sz w:val="24"/>
+                <w:szCs w:val="24"/>
+                <w:lang w:val="en-PK"/>
+              </w:rPr>
+              <w:t>API-Based Prediction</w:t>
+            </w:r>
+          </w:p>
+        </w:tc>
+        <w:tc>
+          <w:tcPr>
+            <w:tcW w:w="0" w:type="auto"/>
+            <w:hideMark/>
+          </w:tcPr>
+          <w:p>
+            <w:pPr>
+              <w:spacing w:after="160" w:line="259" w:lineRule="auto"/>
+              <w:rPr>
+                <w:sz w:val="24"/>
+                <w:szCs w:val="24"/>
+                <w:lang w:val="en-PK"/>
+              </w:rPr>
+            </w:pPr>
+            <w:r>
+              <w:rPr>
+                <w:b/>
+                <w:bCs/>
+                <w:sz w:val="24"/>
+                <w:szCs w:val="24"/>
+                <w:lang w:val="en-PK"/>
+              </w:rPr>
+              <w:t>TensorFlow Lite On-Device Prediction</w:t>
+            </w:r>
+          </w:p>
+        </w:tc>
+      </w:tr>
+      <w:tr>
+        <w:trPr>
+          <w:trHeight w:val="786"/>
+        </w:trPr>
+        <w:tc>
+          <w:tcPr>
+            <w:tcW w:w="0" w:type="auto"/>
+            <w:hideMark/>
+          </w:tcPr>
+          <w:p>
+            <w:pPr>
+              <w:spacing w:after="160" w:line="259" w:lineRule="auto"/>
+              <w:rPr>
+                <w:sz w:val="24"/>
+                <w:szCs w:val="24"/>
+                <w:lang w:val="en-PK"/>
+              </w:rPr>
+            </w:pPr>
+            <w:r>
+              <w:rPr>
+                <w:b/>
+                <w:bCs/>
+                <w:sz w:val="24"/>
+                <w:szCs w:val="24"/>
+                <w:lang w:val="en-PK"/>
+              </w:rPr>
+              <w:t>Internet Requirement</w:t>
+            </w:r>
+          </w:p>
+        </w:tc>
+        <w:tc>
+          <w:tcPr>
+            <w:tcW w:w="0" w:type="auto"/>
+            <w:hideMark/>
+          </w:tcPr>
+          <w:p>
+            <w:pPr>
+              <w:spacing w:after="160" w:line="259" w:lineRule="auto"/>
+              <w:rPr>
+                <w:sz w:val="24"/>
+                <w:szCs w:val="24"/>
+                <w:lang w:val="en-PK"/>
+              </w:rPr>
+            </w:pPr>
+            <w:r>
+              <w:rPr>
+                <w:sz w:val="24"/>
+                <w:szCs w:val="24"/>
+                <w:lang w:val="en-PK"/>
+              </w:rPr>
+              <w:t>Internet Connection is required</w:t>
+            </w:r>
+            <w:r>
+              <w:rPr>
+                <w:sz w:val="24"/>
+                <w:szCs w:val="24"/>
+                <w:lang w:val="en-PK"/>
+              </w:rPr>
+              <w:t xml:space="preserve"> </w:t>
+            </w:r>
+          </w:p>
+        </w:tc>
+        <w:tc>
+          <w:tcPr>
+            <w:tcW w:w="0" w:type="auto"/>
+            <w:hideMark/>
+          </w:tcPr>
+          <w:p>
+            <w:pPr>
+              <w:spacing w:after="160" w:line="259" w:lineRule="auto"/>
+              <w:rPr>
+                <w:sz w:val="24"/>
+                <w:szCs w:val="24"/>
+                <w:lang w:val="en-PK"/>
+              </w:rPr>
+            </w:pPr>
+            <w:r>
+              <w:rPr>
+                <w:b/>
+                <w:bCs/>
+                <w:lang w:val="en-PK"/>
+              </w:rPr>
+              <w:t>Internet connection is not</w:t>
+            </w:r>
+            <w:r>
+              <w:rPr>
+                <w:b/>
+                <w:bCs/>
+                <w:lang w:val="en-PK"/>
+              </w:rPr>
+              <w:t xml:space="preserve"> Required</w:t>
+            </w:r>
+            <w:r>
+              <w:rPr>
+                <w:lang w:val="en-PK"/>
+              </w:rPr>
+              <w:t xml:space="preserve"> </w:t>
+            </w:r>
+          </w:p>
+        </w:tc>
+      </w:tr>
+      <w:tr>
+        <w:trPr>
+          <w:trHeight w:val="782"/>
+        </w:trPr>
+        <w:tc>
+          <w:tcPr>
+            <w:tcW w:w="0" w:type="auto"/>
+            <w:hideMark/>
+          </w:tcPr>
+          <w:p>
+            <w:pPr>
+              <w:spacing w:after="160" w:line="259" w:lineRule="auto"/>
+              <w:rPr>
+                <w:sz w:val="24"/>
+                <w:szCs w:val="24"/>
+                <w:lang w:val="en-PK"/>
+              </w:rPr>
+            </w:pPr>
+            <w:r>
+              <w:rPr>
+                <w:b/>
+                <w:bCs/>
+                <w:sz w:val="24"/>
+                <w:szCs w:val="24"/>
+                <w:lang w:val="en-PK"/>
+              </w:rPr>
+              <w:t>Prediction Speed</w:t>
+            </w:r>
+          </w:p>
+        </w:tc>
+        <w:tc>
+          <w:tcPr>
+            <w:tcW w:w="0" w:type="auto"/>
+            <w:hideMark/>
+          </w:tcPr>
+          <w:p>
+            <w:pPr>
+              <w:spacing w:after="160" w:line="259" w:lineRule="auto"/>
+              <w:rPr>
+                <w:sz w:val="24"/>
+                <w:szCs w:val="24"/>
+                <w:lang w:val="en-PK"/>
+              </w:rPr>
+            </w:pPr>
+            <w:r>
+              <w:rPr>
+                <w:sz w:val="24"/>
+                <w:szCs w:val="24"/>
+                <w:lang w:val="en-PK"/>
+              </w:rPr>
+              <w:t>Prediction speed is low because data communicate with server.</w:t>
+            </w:r>
+          </w:p>
+        </w:tc>
+        <w:tc>
+          <w:tcPr>
+            <w:tcW w:w="0" w:type="auto"/>
+            <w:hideMark/>
+          </w:tcPr>
+          <w:p>
+            <w:pPr>
+              <w:spacing w:after="160" w:line="259" w:lineRule="auto"/>
+              <w:rPr>
+                <w:sz w:val="24"/>
+                <w:szCs w:val="24"/>
+                <w:lang w:val="en-PK"/>
+              </w:rPr>
+            </w:pPr>
+            <w:r>
+              <w:rPr>
+                <w:sz w:val="24"/>
+                <w:szCs w:val="24"/>
+                <w:lang w:val="en-PK"/>
+              </w:rPr>
+              <w:t>Its speed is high because data calculate in inside the user device.</w:t>
+            </w:r>
+          </w:p>
+        </w:tc>
+      </w:tr>
+      <w:tr>
+        <w:trPr>
+          <w:trHeight w:val="822"/>
+        </w:trPr>
+        <w:tc>
+          <w:tcPr>
+            <w:tcW w:w="0" w:type="auto"/>
+            <w:hideMark/>
+          </w:tcPr>
+          <w:p>
+            <w:pPr>
+              <w:spacing w:after="160" w:line="259" w:lineRule="auto"/>
+              <w:rPr>
+                <w:sz w:val="24"/>
+                <w:szCs w:val="24"/>
+                <w:lang w:val="en-PK"/>
+              </w:rPr>
+            </w:pPr>
+            <w:r>
+              <w:rPr>
+                <w:b/>
+                <w:bCs/>
+                <w:sz w:val="24"/>
+                <w:szCs w:val="24"/>
+                <w:lang w:val="en-PK"/>
+              </w:rPr>
+              <w:t>Privacy</w:t>
+            </w:r>
+          </w:p>
+        </w:tc>
+        <w:tc>
+          <w:tcPr>
+            <w:tcW w:w="0" w:type="auto"/>
+            <w:hideMark/>
+          </w:tcPr>
+          <w:p>
+            <w:pPr>
+              <w:spacing w:after="160" w:line="259" w:lineRule="auto"/>
+              <w:rPr>
+                <w:sz w:val="24"/>
+                <w:szCs w:val="24"/>
+                <w:lang w:val="en-PK"/>
+              </w:rPr>
+            </w:pPr>
+            <w:r>
+              <w:rPr>
+                <w:sz w:val="24"/>
+                <w:szCs w:val="24"/>
+                <w:lang w:val="en-PK"/>
+              </w:rPr>
+              <w:t xml:space="preserve">Privacy is low because data </w:t>
+            </w:r>
+            <w:r>
+              <w:rPr>
+                <w:sz w:val="24"/>
+                <w:szCs w:val="24"/>
+                <w:lang w:val="en-PK"/>
+              </w:rPr>
+              <w:t>transfer over internet</w:t>
+            </w:r>
+            <w:r>
+              <w:rPr>
+                <w:sz w:val="24"/>
+                <w:szCs w:val="24"/>
+                <w:lang w:val="en-PK"/>
+              </w:rPr>
+              <w:t>.</w:t>
+            </w:r>
+          </w:p>
+        </w:tc>
+        <w:tc>
+          <w:tcPr>
+            <w:tcW w:w="0" w:type="auto"/>
+            <w:hideMark/>
+          </w:tcPr>
+          <w:p>
+            <w:pPr>
+              <w:spacing w:after="160" w:line="259" w:lineRule="auto"/>
+              <w:rPr>
+                <w:sz w:val="24"/>
+                <w:szCs w:val="24"/>
+                <w:lang w:val="en-PK"/>
+              </w:rPr>
+            </w:pPr>
+            <w:r>
+              <w:rPr>
+                <w:sz w:val="24"/>
+                <w:szCs w:val="24"/>
+                <w:lang w:val="en-PK"/>
+              </w:rPr>
+              <w:t>Privacy is high because data does not leave user device</w:t>
+            </w:r>
+            <w:r>
+              <w:rPr>
+                <w:sz w:val="24"/>
+                <w:szCs w:val="24"/>
+                <w:lang w:val="en-PK"/>
+              </w:rPr>
+              <w:t>.</w:t>
+            </w:r>
+          </w:p>
+        </w:tc>
+      </w:tr>
+      <w:tr>
+        <w:trPr>
+          <w:trHeight w:val="786"/>
+        </w:trPr>
+        <w:tc>
+          <w:tcPr>
+            <w:tcW w:w="0" w:type="auto"/>
+            <w:hideMark/>
+          </w:tcPr>
+          <w:p>
+            <w:pPr>
+              <w:spacing w:after="160" w:line="259" w:lineRule="auto"/>
+              <w:rPr>
+                <w:sz w:val="24"/>
+                <w:szCs w:val="24"/>
+                <w:lang w:val="en-PK"/>
+              </w:rPr>
+            </w:pPr>
+            <w:r>
+              <w:rPr>
+                <w:b/>
+                <w:bCs/>
+                <w:sz w:val="24"/>
+                <w:szCs w:val="24"/>
+                <w:lang w:val="en-PK"/>
+              </w:rPr>
+              <w:t>Server Requirement</w:t>
+            </w:r>
+          </w:p>
+        </w:tc>
+        <w:tc>
+          <w:tcPr>
+            <w:tcW w:w="0" w:type="auto"/>
+            <w:hideMark/>
+          </w:tcPr>
+          <w:p>
+            <w:pPr>
+              <w:spacing w:after="160" w:line="259" w:lineRule="auto"/>
+              <w:rPr>
+                <w:sz w:val="24"/>
+                <w:szCs w:val="24"/>
+                <w:lang w:val="en-PK"/>
+              </w:rPr>
+            </w:pPr>
+            <w:r>
+              <w:rPr>
+                <w:sz w:val="24"/>
+                <w:szCs w:val="24"/>
+                <w:lang w:val="en-PK"/>
+              </w:rPr>
+              <w:t>It needs clouds server and Api gateway</w:t>
+            </w:r>
+          </w:p>
+        </w:tc>
+        <w:tc>
+          <w:tcPr>
+            <w:tcW w:w="0" w:type="auto"/>
+            <w:hideMark/>
+          </w:tcPr>
+          <w:p>
+            <w:pPr>
+              <w:spacing w:after="160" w:line="259" w:lineRule="auto"/>
+              <w:rPr>
+                <w:sz w:val="24"/>
+                <w:szCs w:val="24"/>
+                <w:lang w:val="en-PK"/>
+              </w:rPr>
+            </w:pPr>
+            <w:r>
+              <w:rPr>
+                <w:sz w:val="24"/>
+                <w:szCs w:val="24"/>
+                <w:lang w:val="en-PK"/>
+              </w:rPr>
+              <w:t>It does not need any server or API gateways</w:t>
+            </w:r>
+            <w:r>
+              <w:rPr>
+                <w:sz w:val="24"/>
+                <w:szCs w:val="24"/>
+                <w:lang w:val="en-PK"/>
+              </w:rPr>
+              <w:t>.</w:t>
+            </w:r>
+          </w:p>
+        </w:tc>
+      </w:tr>
+      <w:tr>
+        <w:trPr>
+          <w:trHeight w:val="460"/>
+        </w:trPr>
+        <w:tc>
+          <w:tcPr>
+            <w:tcW w:w="0" w:type="auto"/>
+            <w:hideMark/>
+          </w:tcPr>
+          <w:p>
+            <w:pPr>
+              <w:spacing w:after="160" w:line="259" w:lineRule="auto"/>
+              <w:rPr>
+                <w:sz w:val="24"/>
+                <w:szCs w:val="24"/>
+                <w:lang w:val="en-PK"/>
+              </w:rPr>
+            </w:pPr>
+            <w:r>
+              <w:rPr>
+                <w:b/>
+                <w:bCs/>
+                <w:sz w:val="24"/>
+                <w:szCs w:val="24"/>
+                <w:lang w:val="en-PK"/>
+              </w:rPr>
+              <w:t>Cost</w:t>
+            </w:r>
+          </w:p>
+        </w:tc>
+        <w:tc>
+          <w:tcPr>
+            <w:tcW w:w="0" w:type="auto"/>
+            <w:hideMark/>
+          </w:tcPr>
+          <w:p>
+            <w:pPr>
+              <w:spacing w:after="160" w:line="259" w:lineRule="auto"/>
+              <w:rPr>
+                <w:sz w:val="24"/>
+                <w:szCs w:val="24"/>
+                <w:lang w:val="en-PK"/>
+              </w:rPr>
+            </w:pPr>
+            <w:r>
+              <w:rPr>
+                <w:sz w:val="24"/>
+                <w:szCs w:val="24"/>
+                <w:lang w:val="en-PK"/>
+              </w:rPr>
+              <w:t>It is costly</w:t>
+            </w:r>
+            <w:r>
+              <w:rPr>
+                <w:sz w:val="24"/>
+                <w:szCs w:val="24"/>
+                <w:lang w:val="en-PK"/>
+              </w:rPr>
+              <w:t>.</w:t>
+            </w:r>
+          </w:p>
+        </w:tc>
+        <w:tc>
+          <w:tcPr>
+            <w:tcW w:w="0" w:type="auto"/>
+            <w:hideMark/>
+          </w:tcPr>
+          <w:p>
+            <w:pPr>
+              <w:spacing w:after="160" w:line="259" w:lineRule="auto"/>
+              <w:rPr>
+                <w:sz w:val="24"/>
+                <w:szCs w:val="24"/>
+                <w:lang w:val="en-PK"/>
+              </w:rPr>
+            </w:pPr>
+            <w:r>
+              <w:rPr>
+                <w:sz w:val="24"/>
+                <w:szCs w:val="24"/>
+                <w:lang w:val="en-PK"/>
+              </w:rPr>
+              <w:t>It is almost free of cost.</w:t>
+            </w:r>
+          </w:p>
+        </w:tc>
+      </w:tr>
+      <w:tr>
+        <w:trPr>
+          <w:trHeight w:val="786"/>
+        </w:trPr>
+        <w:tc>
+          <w:tcPr>
+            <w:tcW w:w="0" w:type="auto"/>
+            <w:hideMark/>
+          </w:tcPr>
+          <w:p>
+            <w:pPr>
+              <w:spacing w:after="160" w:line="259" w:lineRule="auto"/>
+              <w:rPr>
+                <w:sz w:val="24"/>
+                <w:szCs w:val="24"/>
+                <w:lang w:val="en-PK"/>
+              </w:rPr>
+            </w:pPr>
+            <w:r>
+              <w:rPr>
+                <w:b/>
+                <w:bCs/>
+                <w:sz w:val="24"/>
+                <w:szCs w:val="24"/>
+                <w:lang w:val="en-PK"/>
+              </w:rPr>
+              <w:t>Model Updates</w:t>
+            </w:r>
+          </w:p>
+        </w:tc>
+        <w:tc>
+          <w:tcPr>
+            <w:tcW w:w="0" w:type="auto"/>
+            <w:hideMark/>
+          </w:tcPr>
+          <w:p>
+            <w:pPr>
+              <w:spacing w:after="160" w:line="259" w:lineRule="auto"/>
+              <w:rPr>
+                <w:sz w:val="24"/>
+                <w:szCs w:val="24"/>
+                <w:lang w:val="en-PK"/>
+              </w:rPr>
+            </w:pPr>
+            <w:r>
+              <w:rPr>
+                <w:sz w:val="24"/>
+                <w:szCs w:val="24"/>
+                <w:lang w:val="en-PK"/>
+              </w:rPr>
+              <w:t>We just update backend model not user app.</w:t>
+            </w:r>
+          </w:p>
+        </w:tc>
+        <w:tc>
+          <w:tcPr>
+            <w:tcW w:w="0" w:type="auto"/>
+            <w:hideMark/>
+          </w:tcPr>
+          <w:p>
+            <w:pPr>
+              <w:spacing w:after="160" w:line="259" w:lineRule="auto"/>
+              <w:rPr>
+                <w:sz w:val="24"/>
+                <w:szCs w:val="24"/>
+                <w:lang w:val="en-PK"/>
+              </w:rPr>
+            </w:pPr>
+            <w:r>
+              <w:rPr>
+                <w:sz w:val="24"/>
+                <w:szCs w:val="24"/>
+                <w:lang w:val="en-PK"/>
+              </w:rPr>
+              <w:t xml:space="preserve">We update user app for model </w:t>
+            </w:r>
+            <w:r>
+              <w:rPr>
+                <w:sz w:val="24"/>
+                <w:szCs w:val="24"/>
+                <w:lang w:val="en-PK"/>
+              </w:rPr>
+              <w:t>updating.</w:t>
+            </w:r>
+          </w:p>
+        </w:tc>
+      </w:tr>
+      <w:tr>
+        <w:trPr>
+          <w:trHeight w:val="736"/>
+        </w:trPr>
+        <w:tc>
+          <w:tcPr>
+            <w:tcW w:w="0" w:type="auto"/>
+            <w:hideMark/>
+          </w:tcPr>
+          <w:p>
+            <w:pPr>
+              <w:spacing w:after="160" w:line="259" w:lineRule="auto"/>
+              <w:rPr>
+                <w:sz w:val="24"/>
+                <w:szCs w:val="24"/>
+                <w:lang w:val="en-PK"/>
+              </w:rPr>
+            </w:pPr>
+            <w:r>
+              <w:rPr>
+                <w:b/>
+                <w:bCs/>
+                <w:sz w:val="24"/>
+                <w:szCs w:val="24"/>
+                <w:lang w:val="en-PK"/>
+              </w:rPr>
+              <w:t>Mobile Application Size</w:t>
+            </w:r>
+          </w:p>
+        </w:tc>
+        <w:tc>
+          <w:tcPr>
+            <w:tcW w:w="0" w:type="auto"/>
+            <w:hideMark/>
+          </w:tcPr>
+          <w:p>
+            <w:pPr>
+              <w:spacing w:after="160" w:line="259" w:lineRule="auto"/>
+              <w:rPr>
+                <w:sz w:val="24"/>
+                <w:szCs w:val="24"/>
+                <w:lang w:val="en-PK"/>
+              </w:rPr>
+            </w:pPr>
+            <w:r>
+              <w:rPr>
+                <w:sz w:val="24"/>
+                <w:szCs w:val="24"/>
+                <w:lang w:val="en-PK"/>
+              </w:rPr>
+              <w:t>App size in minimum because we have only app and API code.</w:t>
+            </w:r>
+          </w:p>
+        </w:tc>
+        <w:tc>
+          <w:tcPr>
+            <w:tcW w:w="0" w:type="auto"/>
+            <w:hideMark/>
+          </w:tcPr>
+          <w:p>
+            <w:pPr>
+              <w:spacing w:after="160" w:line="259" w:lineRule="auto"/>
+              <w:rPr>
+                <w:sz w:val="24"/>
+                <w:szCs w:val="24"/>
+                <w:lang w:val="en-PK"/>
+              </w:rPr>
+            </w:pPr>
+            <w:r>
+              <w:rPr>
+                <w:sz w:val="24"/>
+                <w:szCs w:val="24"/>
+                <w:lang w:val="en-PK"/>
+              </w:rPr>
+              <w:t>App size is maximum because we store our model inside application.</w:t>
+            </w:r>
+          </w:p>
+        </w:tc>
+      </w:tr>
+      <w:tr>
+        <w:trPr>
+          <w:trHeight w:val="1083"/>
+        </w:trPr>
+        <w:tc>
+          <w:tcPr>
+            <w:tcW w:w="0" w:type="auto"/>
+            <w:hideMark/>
+          </w:tcPr>
+          <w:p>
+            <w:pPr>
+              <w:spacing w:after="160" w:line="259" w:lineRule="auto"/>
+              <w:rPr>
+                <w:sz w:val="24"/>
+                <w:szCs w:val="24"/>
+                <w:lang w:val="en-PK"/>
+              </w:rPr>
+            </w:pPr>
+            <w:r>
+              <w:rPr>
+                <w:b/>
+                <w:bCs/>
+                <w:sz w:val="24"/>
+                <w:szCs w:val="24"/>
+                <w:lang w:val="en-PK"/>
+              </w:rPr>
+              <w:t>Offline Availability</w:t>
+            </w:r>
+          </w:p>
+        </w:tc>
+        <w:tc>
+          <w:tcPr>
+            <w:tcW w:w="0" w:type="auto"/>
+            <w:hideMark/>
+          </w:tcPr>
+          <w:p>
+            <w:pPr>
+              <w:spacing w:after="160" w:line="259" w:lineRule="auto"/>
+              <w:rPr>
+                <w:sz w:val="24"/>
+                <w:szCs w:val="24"/>
+                <w:lang w:val="en-PK"/>
+              </w:rPr>
+            </w:pPr>
+            <w:r>
+              <w:rPr>
+                <w:sz w:val="24"/>
+                <w:szCs w:val="24"/>
+                <w:lang w:val="en-PK"/>
+              </w:rPr>
+              <w:t>We can not use it without internet</w:t>
+            </w:r>
+            <w:r>
+              <w:rPr>
+                <w:sz w:val="24"/>
+                <w:szCs w:val="24"/>
+                <w:lang w:val="en-PK"/>
+              </w:rPr>
+              <w:t>. Prediction breaks when device goes offline</w:t>
+            </w:r>
+            <w:r>
+              <w:rPr>
+                <w:sz w:val="24"/>
+                <w:szCs w:val="24"/>
+                <w:lang w:val="en-PK"/>
+              </w:rPr>
+              <w:t xml:space="preserve"> </w:t>
+            </w:r>
+          </w:p>
+        </w:tc>
+        <w:tc>
+          <w:tcPr>
+            <w:tcW w:w="0" w:type="auto"/>
+            <w:hideMark/>
+          </w:tcPr>
+          <w:p>
+            <w:pPr>
+              <w:spacing w:after="160" w:line="259" w:lineRule="auto"/>
+              <w:rPr>
+                <w:sz w:val="24"/>
+                <w:szCs w:val="24"/>
+                <w:lang w:val="en-PK"/>
+              </w:rPr>
+            </w:pPr>
+            <w:r>
+              <w:rPr>
+                <w:sz w:val="24"/>
+                <w:szCs w:val="24"/>
+                <w:lang w:val="en-PK"/>
+              </w:rPr>
+              <w:t>We use this without any internet connection.</w:t>
+            </w:r>
+          </w:p>
+        </w:tc>
+      </w:tr>
+    </w:tbl>
+    <w:p>
+      <w:pPr>
+        <w:rPr>
+          <w:sz w:val="24"/>
+          <w:szCs w:val="24"/>
+          <w:lang w:val="en-PK"/>
+        </w:rPr>
+      </w:pPr>
+    </w:p>
+    <w:p>
+      <w:pPr>
+        <w:rPr>
+          <w:sz w:val="24"/>
+          <w:szCs w:val="24"/>
+        </w:rPr>
+      </w:pPr>
+    </w:p>
+    <w:p>
+      <w:pPr>
+        <w:jc w:val="center"/>
+        <w:rPr>
+          <w:sz w:val="24"/>
+          <w:szCs w:val="24"/>
+        </w:rPr>
+      </w:pPr>
+    </w:p>
+    <w:p>
+      <w:pPr>
+        <w:jc w:val="center"/>
+        <w:rPr>
+          <w:sz w:val="24"/>
+          <w:szCs w:val="24"/>
+        </w:rPr>
+      </w:pPr>
+    </w:p>
+    <w:p>
+      <w:pPr>
+        <w:jc w:val="center"/>
+        <w:rPr>
+          <w:b/>
+          <w:bCs/>
+          <w:sz w:val="28"/>
+          <w:szCs w:val="28"/>
+          <w:u w:val="single"/>
+        </w:rPr>
+      </w:pPr>
+      <w:r>
+        <w:rPr>
+          <w:b/>
+          <w:bCs/>
+          <w:sz w:val="28"/>
+          <w:szCs w:val="28"/>
+          <w:u w:val="single"/>
+        </w:rPr>
+        <w:lastRenderedPageBreak/>
+        <w:t xml:space="preserve">Step 7: Connect the Concept </w:t>
+      </w:r>
+      <w:r>
+        <w:rPr>
+          <w:b/>
+          <w:bCs/>
+          <w:sz w:val="28"/>
+          <w:szCs w:val="28"/>
+          <w:u w:val="single"/>
+        </w:rPr>
+        <w:t>with</w:t>
+      </w:r>
+      <w:r>
+        <w:rPr>
+          <w:b/>
+          <w:bCs/>
+          <w:sz w:val="28"/>
+          <w:szCs w:val="28"/>
+          <w:u w:val="single"/>
+        </w:rPr>
+        <w:t xml:space="preserve"> the Child Malnutrition Project</w:t>
+      </w:r>
+    </w:p>
+    <w:p>
+      <w:pPr>
+        <w:rPr>
+          <w:sz w:val="24"/>
+          <w:szCs w:val="24"/>
+        </w:rPr>
+      </w:pPr>
+      <w:r>
+        <w:rPr>
+          <w:sz w:val="24"/>
+          <w:szCs w:val="24"/>
+          <w:lang w:val="en-PK"/>
+        </w:rPr>
+        <w:t>In a child malnutrition app, TensorFlow Lite works as an offline smart calculator. Here is how it works in simple steps:</w:t>
+      </w:r>
+    </w:p>
+    <w:p>
+      <w:pPr>
+        <w:numPr>
+          <w:ilvl w:val="0"/>
+          <w:numId w:val="3"/>
+        </w:numPr>
+        <w:rPr>
+          <w:sz w:val="24"/>
+          <w:szCs w:val="24"/>
+          <w:lang w:val="en-PK"/>
+        </w:rPr>
+      </w:pPr>
+      <w:r>
+        <w:rPr>
+          <w:sz w:val="24"/>
+          <w:szCs w:val="24"/>
+          <w:lang w:val="en-PK"/>
+        </w:rPr>
+        <w:t>Information Entry: A health worker enters a child's details into the app—such as age, weight, height,</w:t>
+      </w:r>
+      <w:r>
+        <w:rPr>
+          <w:sz w:val="24"/>
+          <w:szCs w:val="24"/>
+          <w:lang w:val="en-PK"/>
+        </w:rPr>
+        <w:t xml:space="preserve"> Gender,</w:t>
+      </w:r>
+      <w:r>
+        <w:rPr>
+          <w:sz w:val="24"/>
+          <w:szCs w:val="24"/>
+          <w:lang w:val="en-PK"/>
+        </w:rPr>
+        <w:t xml:space="preserve"> </w:t>
+      </w:r>
+      <w:r>
+        <w:rPr>
+          <w:sz w:val="24"/>
+          <w:szCs w:val="24"/>
+          <w:lang w:val="en-PK"/>
+        </w:rPr>
+        <w:t>and BMI</w:t>
+      </w:r>
+    </w:p>
+    <w:p>
+      <w:pPr>
+        <w:numPr>
+          <w:ilvl w:val="0"/>
+          <w:numId w:val="3"/>
+        </w:numPr>
+        <w:rPr>
+          <w:sz w:val="24"/>
+          <w:szCs w:val="24"/>
+          <w:lang w:val="en-PK"/>
+        </w:rPr>
+      </w:pPr>
+      <w:r>
+        <w:rPr>
+          <w:sz w:val="24"/>
+          <w:szCs w:val="24"/>
+          <w:lang w:val="en-PK"/>
+        </w:rPr>
+        <w:t>Data Preparation: The app automatically cleans and formats these numbers into a mathematical pattern the AI model understands.</w:t>
+      </w:r>
+    </w:p>
+    <w:p>
+      <w:pPr>
+        <w:numPr>
+          <w:ilvl w:val="0"/>
+          <w:numId w:val="3"/>
+        </w:numPr>
+        <w:rPr>
+          <w:sz w:val="24"/>
+          <w:szCs w:val="24"/>
+          <w:lang w:val="en-PK"/>
+        </w:rPr>
+      </w:pPr>
+      <w:r>
+        <w:rPr>
+          <w:sz w:val="24"/>
+          <w:szCs w:val="24"/>
+          <w:lang w:val="en-PK"/>
+        </w:rPr>
+        <w:t>Instant Calculation: The TensorFlow Lite model saved inside the phone reads the numbers and runs a risk assessment locally on the device.</w:t>
+      </w:r>
+    </w:p>
+    <w:p>
+      <w:pPr>
+        <w:numPr>
+          <w:ilvl w:val="0"/>
+          <w:numId w:val="3"/>
+        </w:numPr>
+        <w:rPr>
+          <w:sz w:val="24"/>
+          <w:szCs w:val="24"/>
+        </w:rPr>
+      </w:pPr>
+      <w:r>
+        <w:rPr>
+          <w:sz w:val="24"/>
+          <w:szCs w:val="24"/>
+          <w:lang w:val="en-PK"/>
+        </w:rPr>
+        <w:t>Immediate Result: Within seconds, the screen displays the child's status (such as Normal,</w:t>
+      </w:r>
+      <w:r>
+        <w:rPr>
+          <w:sz w:val="24"/>
+          <w:szCs w:val="24"/>
+          <w:lang w:val="en-PK"/>
+        </w:rPr>
+        <w:t xml:space="preserve"> At</w:t>
+      </w:r>
+      <w:r>
+        <w:rPr>
+          <w:sz w:val="24"/>
+          <w:szCs w:val="24"/>
+          <w:lang w:val="en-PK"/>
+        </w:rPr>
+        <w:t xml:space="preserve"> Risk, or Malnutrition) along with recommended treatment steps.</w:t>
       </w:r>
     </w:p>
     <w:p>
@@ -1422,6 +2829,359 @@
     </w:sectPr>
   </w:body>
 </w:document>
+</file>
+
+<file path=word/numbering.xml><?xml version="1.0" encoding="utf-8"?>
+<w:numbering xmlns:wpc="http://schemas.microsoft.com/office/word/2010/wordprocessingCanvas" xmlns:cx="http://schemas.microsoft.com/office/drawing/2014/chartex" xmlns:cx1="http://schemas.microsoft.com/office/drawing/2015/9/8/chartex" xmlns:cx2="http://schemas.microsoft.com/office/drawing/2015/10/21/chartex" xmlns:cx3="http://schemas.microsoft.com/office/drawing/2016/5/9/chartex" xmlns:cx4="http://schemas.microsoft.com/office/drawing/2016/5/10/chartex" xmlns:cx5="http://schemas.microsoft.com/office/drawing/2016/5/11/chartex" xmlns:cx6="http://schemas.microsoft.com/office/drawing/2016/5/12/chartex" xmlns:cx7="http://schemas.microsoft.com/office/drawing/2016/5/13/chartex" xmlns:cx8="http://schemas.microsoft.com/office/drawing/2016/5/14/chartex" xmlns:mc="http://schemas.openxmlformats.org/markup-compatibility/2006" xmlns:aink="http://schemas.microsoft.com/office/drawing/2016/ink" xmlns:am3d="http://schemas.microsoft.com/office/drawing/2017/model3d" xmlns:o="urn:schemas-microsoft-com:office:office" xmlns:oel="http://schemas.microsoft.com/office/2019/extlst" xmlns:r="http://schemas.openxmlformats.org/officeDocument/2006/relationships" xmlns:m="http://schemas.openxmlformats.org/officeDocument/2006/math" xmlns:v="urn:schemas-microsoft-com:vml" xmlns:wp14="http://schemas.microsoft.com/office/word/2010/wordprocessingDrawing" xmlns:wp="http://schemas.openxmlformats.org/drawingml/2006/wordprocessingDrawing" xmlns:w10="urn:schemas-microsoft-com:office:word" xmlns:w="http://schemas.openxmlformats.org/wordprocessingml/2006/main" xmlns:w14="http://schemas.microsoft.com/office/word/2010/wordml" xmlns:w15="http://schemas.microsoft.com/office/word/2012/wordml" xmlns:w16cex="http://schemas.microsoft.com/office/word/2018/wordml/cex" xmlns:w16cid="http://schemas.microsoft.com/office/word/2016/wordml/cid" xmlns:w16="http://schemas.microsoft.com/office/word/2018/wordml" xmlns:w16du="http://schemas.microsoft.com/office/word/2023/wordml/word16du" xmlns:w16sdtdh="http://schemas.microsoft.com/office/word/2020/wordml/sdtdatahash" xmlns:w16sdtfl="http://schemas.microsoft.com/office/word/2024/wordml/sdtformatlock" xmlns:w16se="http://schemas.microsoft.com/office/word/2015/wordml/symex" xmlns:wpg="http://schemas.microsoft.com/office/word/2010/wordprocessingGroup" xmlns:wpi="http://schemas.microsoft.com/office/word/2010/wordprocessingInk" xmlns:wne="http://schemas.microsoft.com/office/word/2006/wordml" xmlns:wps="http://schemas.microsoft.com/office/word/2010/wordprocessingShape" mc:Ignorable="w14 w15 w16se w16cid w16 w16cex w16sdtdh w16sdtfl w16du wp14">
+  <w:abstractNum w:abstractNumId="0" w15:restartNumberingAfterBreak="0">
+    <w:nsid w:val="26ED14F5"/>
+    <w:multiLevelType w:val="multilevel"/>
+    <w:tmpl w:val="790E6B96"/>
+    <w:lvl w:ilvl="0">
+      <w:start w:val="1"/>
+      <w:numFmt w:val="decimal"/>
+      <w:lvlText w:val="%1."/>
+      <w:lvlJc w:val="left"/>
+      <w:pPr>
+        <w:tabs>
+          <w:tab w:val="num" w:pos="720"/>
+        </w:tabs>
+        <w:ind w:left="720" w:hanging="360"/>
+      </w:pPr>
+    </w:lvl>
+    <w:lvl w:ilvl="1" w:tentative="1">
+      <w:start w:val="1"/>
+      <w:numFmt w:val="decimal"/>
+      <w:lvlText w:val="%2."/>
+      <w:lvlJc w:val="left"/>
+      <w:pPr>
+        <w:tabs>
+          <w:tab w:val="num" w:pos="1440"/>
+        </w:tabs>
+        <w:ind w:left="1440" w:hanging="360"/>
+      </w:pPr>
+    </w:lvl>
+    <w:lvl w:ilvl="2" w:tentative="1">
+      <w:start w:val="1"/>
+      <w:numFmt w:val="decimal"/>
+      <w:lvlText w:val="%3."/>
+      <w:lvlJc w:val="left"/>
+      <w:pPr>
+        <w:tabs>
+          <w:tab w:val="num" w:pos="2160"/>
+        </w:tabs>
+        <w:ind w:left="2160" w:hanging="360"/>
+      </w:pPr>
+    </w:lvl>
+    <w:lvl w:ilvl="3" w:tentative="1">
+      <w:start w:val="1"/>
+      <w:numFmt w:val="decimal"/>
+      <w:lvlText w:val="%4."/>
+      <w:lvlJc w:val="left"/>
+      <w:pPr>
+        <w:tabs>
+          <w:tab w:val="num" w:pos="2880"/>
+        </w:tabs>
+        <w:ind w:left="2880" w:hanging="360"/>
+      </w:pPr>
+    </w:lvl>
+    <w:lvl w:ilvl="4" w:tentative="1">
+      <w:start w:val="1"/>
+      <w:numFmt w:val="decimal"/>
+      <w:lvlText w:val="%5."/>
+      <w:lvlJc w:val="left"/>
+      <w:pPr>
+        <w:tabs>
+          <w:tab w:val="num" w:pos="3600"/>
+        </w:tabs>
+        <w:ind w:left="3600" w:hanging="360"/>
+      </w:pPr>
+    </w:lvl>
+    <w:lvl w:ilvl="5" w:tentative="1">
+      <w:start w:val="1"/>
+      <w:numFmt w:val="decimal"/>
+      <w:lvlText w:val="%6."/>
+      <w:lvlJc w:val="left"/>
+      <w:pPr>
+        <w:tabs>
+          <w:tab w:val="num" w:pos="4320"/>
+        </w:tabs>
+        <w:ind w:left="4320" w:hanging="360"/>
+      </w:pPr>
+    </w:lvl>
+    <w:lvl w:ilvl="6" w:tentative="1">
+      <w:start w:val="1"/>
+      <w:numFmt w:val="decimal"/>
+      <w:lvlText w:val="%7."/>
+      <w:lvlJc w:val="left"/>
+      <w:pPr>
+        <w:tabs>
+          <w:tab w:val="num" w:pos="5040"/>
+        </w:tabs>
+        <w:ind w:left="5040" w:hanging="360"/>
+      </w:pPr>
+    </w:lvl>
+    <w:lvl w:ilvl="7" w:tentative="1">
+      <w:start w:val="1"/>
+      <w:numFmt w:val="decimal"/>
+      <w:lvlText w:val="%8."/>
+      <w:lvlJc w:val="left"/>
+      <w:pPr>
+        <w:tabs>
+          <w:tab w:val="num" w:pos="5760"/>
+        </w:tabs>
+        <w:ind w:left="5760" w:hanging="360"/>
+      </w:pPr>
+    </w:lvl>
+    <w:lvl w:ilvl="8" w:tentative="1">
+      <w:start w:val="1"/>
+      <w:numFmt w:val="decimal"/>
+      <w:lvlText w:val="%9."/>
+      <w:lvlJc w:val="left"/>
+      <w:pPr>
+        <w:tabs>
+          <w:tab w:val="num" w:pos="6480"/>
+        </w:tabs>
+        <w:ind w:left="6480" w:hanging="360"/>
+      </w:pPr>
+    </w:lvl>
+  </w:abstractNum>
+  <w:abstractNum w:abstractNumId="1" w15:restartNumberingAfterBreak="0">
+    <w:nsid w:val="49D35D5A"/>
+    <w:multiLevelType w:val="multilevel"/>
+    <w:tmpl w:val="41E8AF88"/>
+    <w:lvl w:ilvl="0">
+      <w:start w:val="1"/>
+      <w:numFmt w:val="decimal"/>
+      <w:lvlText w:val="%1."/>
+      <w:lvlJc w:val="left"/>
+      <w:pPr>
+        <w:tabs>
+          <w:tab w:val="num" w:pos="720"/>
+        </w:tabs>
+        <w:ind w:left="720" w:hanging="360"/>
+      </w:pPr>
+    </w:lvl>
+    <w:lvl w:ilvl="1" w:tentative="1">
+      <w:start w:val="1"/>
+      <w:numFmt w:val="decimal"/>
+      <w:lvlText w:val="%2."/>
+      <w:lvlJc w:val="left"/>
+      <w:pPr>
+        <w:tabs>
+          <w:tab w:val="num" w:pos="1440"/>
+        </w:tabs>
+        <w:ind w:left="1440" w:hanging="360"/>
+      </w:pPr>
+    </w:lvl>
+    <w:lvl w:ilvl="2" w:tentative="1">
+      <w:start w:val="1"/>
+      <w:numFmt w:val="decimal"/>
+      <w:lvlText w:val="%3."/>
+      <w:lvlJc w:val="left"/>
+      <w:pPr>
+        <w:tabs>
+          <w:tab w:val="num" w:pos="2160"/>
+        </w:tabs>
+        <w:ind w:left="2160" w:hanging="360"/>
+      </w:pPr>
+    </w:lvl>
+    <w:lvl w:ilvl="3" w:tentative="1">
+      <w:start w:val="1"/>
+      <w:numFmt w:val="decimal"/>
+      <w:lvlText w:val="%4."/>
+      <w:lvlJc w:val="left"/>
+      <w:pPr>
+        <w:tabs>
+          <w:tab w:val="num" w:pos="2880"/>
+        </w:tabs>
+        <w:ind w:left="2880" w:hanging="360"/>
+      </w:pPr>
+    </w:lvl>
+    <w:lvl w:ilvl="4" w:tentative="1">
+      <w:start w:val="1"/>
+      <w:numFmt w:val="decimal"/>
+      <w:lvlText w:val="%5."/>
+      <w:lvlJc w:val="left"/>
+      <w:pPr>
+        <w:tabs>
+          <w:tab w:val="num" w:pos="3600"/>
+        </w:tabs>
+        <w:ind w:left="3600" w:hanging="360"/>
+      </w:pPr>
+    </w:lvl>
+    <w:lvl w:ilvl="5" w:tentative="1">
+      <w:start w:val="1"/>
+      <w:numFmt w:val="decimal"/>
+      <w:lvlText w:val="%6."/>
+      <w:lvlJc w:val="left"/>
+      <w:pPr>
+        <w:tabs>
+          <w:tab w:val="num" w:pos="4320"/>
+        </w:tabs>
+        <w:ind w:left="4320" w:hanging="360"/>
+      </w:pPr>
+    </w:lvl>
+    <w:lvl w:ilvl="6" w:tentative="1">
+      <w:start w:val="1"/>
+      <w:numFmt w:val="decimal"/>
+      <w:lvlText w:val="%7."/>
+      <w:lvlJc w:val="left"/>
+      <w:pPr>
+        <w:tabs>
+          <w:tab w:val="num" w:pos="5040"/>
+        </w:tabs>
+        <w:ind w:left="5040" w:hanging="360"/>
+      </w:pPr>
+    </w:lvl>
+    <w:lvl w:ilvl="7" w:tentative="1">
+      <w:start w:val="1"/>
+      <w:numFmt w:val="decimal"/>
+      <w:lvlText w:val="%8."/>
+      <w:lvlJc w:val="left"/>
+      <w:pPr>
+        <w:tabs>
+          <w:tab w:val="num" w:pos="5760"/>
+        </w:tabs>
+        <w:ind w:left="5760" w:hanging="360"/>
+      </w:pPr>
+    </w:lvl>
+    <w:lvl w:ilvl="8" w:tentative="1">
+      <w:start w:val="1"/>
+      <w:numFmt w:val="decimal"/>
+      <w:lvlText w:val="%9."/>
+      <w:lvlJc w:val="left"/>
+      <w:pPr>
+        <w:tabs>
+          <w:tab w:val="num" w:pos="6480"/>
+        </w:tabs>
+        <w:ind w:left="6480" w:hanging="360"/>
+      </w:pPr>
+    </w:lvl>
+  </w:abstractNum>
+  <w:abstractNum w:abstractNumId="2" w15:restartNumberingAfterBreak="0">
+    <w:nsid w:val="733641F9"/>
+    <w:multiLevelType w:val="multilevel"/>
+    <w:tmpl w:val="7BC00428"/>
+    <w:lvl w:ilvl="0">
+      <w:start w:val="1"/>
+      <w:numFmt w:val="decimal"/>
+      <w:lvlText w:val="%1."/>
+      <w:lvlJc w:val="left"/>
+      <w:pPr>
+        <w:tabs>
+          <w:tab w:val="num" w:pos="720"/>
+        </w:tabs>
+        <w:ind w:left="720" w:hanging="360"/>
+      </w:pPr>
+    </w:lvl>
+    <w:lvl w:ilvl="1" w:tentative="1">
+      <w:start w:val="1"/>
+      <w:numFmt w:val="decimal"/>
+      <w:lvlText w:val="%2."/>
+      <w:lvlJc w:val="left"/>
+      <w:pPr>
+        <w:tabs>
+          <w:tab w:val="num" w:pos="1440"/>
+        </w:tabs>
+        <w:ind w:left="1440" w:hanging="360"/>
+      </w:pPr>
+    </w:lvl>
+    <w:lvl w:ilvl="2" w:tentative="1">
+      <w:start w:val="1"/>
+      <w:numFmt w:val="decimal"/>
+      <w:lvlText w:val="%3."/>
+      <w:lvlJc w:val="left"/>
+      <w:pPr>
+        <w:tabs>
+          <w:tab w:val="num" w:pos="2160"/>
+        </w:tabs>
+        <w:ind w:left="2160" w:hanging="360"/>
+      </w:pPr>
+    </w:lvl>
+    <w:lvl w:ilvl="3" w:tentative="1">
+      <w:start w:val="1"/>
+      <w:numFmt w:val="decimal"/>
+      <w:lvlText w:val="%4."/>
+      <w:lvlJc w:val="left"/>
+      <w:pPr>
+        <w:tabs>
+          <w:tab w:val="num" w:pos="2880"/>
+        </w:tabs>
+        <w:ind w:left="2880" w:hanging="360"/>
+      </w:pPr>
+    </w:lvl>
+    <w:lvl w:ilvl="4" w:tentative="1">
+      <w:start w:val="1"/>
+      <w:numFmt w:val="decimal"/>
+      <w:lvlText w:val="%5."/>
+      <w:lvlJc w:val="left"/>
+      <w:pPr>
+        <w:tabs>
+          <w:tab w:val="num" w:pos="3600"/>
+        </w:tabs>
+        <w:ind w:left="3600" w:hanging="360"/>
+      </w:pPr>
+    </w:lvl>
+    <w:lvl w:ilvl="5" w:tentative="1">
+      <w:start w:val="1"/>
+      <w:numFmt w:val="decimal"/>
+      <w:lvlText w:val="%6."/>
+      <w:lvlJc w:val="left"/>
+      <w:pPr>
+        <w:tabs>
+          <w:tab w:val="num" w:pos="4320"/>
+        </w:tabs>
+        <w:ind w:left="4320" w:hanging="360"/>
+      </w:pPr>
+    </w:lvl>
+    <w:lvl w:ilvl="6" w:tentative="1">
+      <w:start w:val="1"/>
+      <w:numFmt w:val="decimal"/>
+      <w:lvlText w:val="%7."/>
+      <w:lvlJc w:val="left"/>
+      <w:pPr>
+        <w:tabs>
+          <w:tab w:val="num" w:pos="5040"/>
+        </w:tabs>
+        <w:ind w:left="5040" w:hanging="360"/>
+      </w:pPr>
+    </w:lvl>
+    <w:lvl w:ilvl="7" w:tentative="1">
+      <w:start w:val="1"/>
+      <w:numFmt w:val="decimal"/>
+      <w:lvlText w:val="%8."/>
+      <w:lvlJc w:val="left"/>
+      <w:pPr>
+        <w:tabs>
+          <w:tab w:val="num" w:pos="5760"/>
+        </w:tabs>
+        <w:ind w:left="5760" w:hanging="360"/>
+      </w:pPr>
+    </w:lvl>
+    <w:lvl w:ilvl="8" w:tentative="1">
+      <w:start w:val="1"/>
+      <w:numFmt w:val="decimal"/>
+      <w:lvlText w:val="%9."/>
+      <w:lvlJc w:val="left"/>
+      <w:pPr>
+        <w:tabs>
+          <w:tab w:val="num" w:pos="6480"/>
+        </w:tabs>
+        <w:ind w:left="6480" w:hanging="360"/>
+      </w:pPr>
+    </w:lvl>
+  </w:abstractNum>
+  <w:num w:numId="1" w16cid:durableId="1450513152">
+    <w:abstractNumId w:val="2"/>
+  </w:num>
+  <w:num w:numId="2" w16cid:durableId="1167132871">
+    <w:abstractNumId w:val="1"/>
+  </w:num>
+  <w:num w:numId="3" w16cid:durableId="2024161836">
+    <w:abstractNumId w:val="0"/>
+  </w:num>
+</w:numbering>
 </file>
 
 <file path=word/styles.xml><?xml version="1.0" encoding="utf-8"?>
@@ -2359,6 +4119,29 @@
       </w:tblBorders>
     </w:tblPr>
   </w:style>
+  <w:style w:type="character" w:styleId="Hyperlink">
+    <w:name w:val="Hyperlink"/>
+    <w:basedOn w:val="DefaultParagraphFont"/>
+    <w:uiPriority w:val="99"/>
+    <w:unhideWhenUsed/>
+    <w:rsid w:val="00BA0B83"/>
+    <w:rPr>
+      <w:color w:val="0563C1" w:themeColor="hyperlink"/>
+      <w:u w:val="single"/>
+    </w:rPr>
+  </w:style>
+  <w:style w:type="character" w:styleId="UnresolvedMention">
+    <w:name w:val="Unresolved Mention"/>
+    <w:basedOn w:val="DefaultParagraphFont"/>
+    <w:uiPriority w:val="99"/>
+    <w:semiHidden/>
+    <w:unhideWhenUsed/>
+    <w:rsid w:val="00BA0B83"/>
+    <w:rPr>
+      <w:color w:val="605E5C"/>
+      <w:shd w:val="clear" w:color="auto" w:fill="E1DFDD"/>
+    </w:rPr>
+  </w:style>
 </w:styles>
 </file>
 
